--- a/testakten/elternunterhalt-pflegeheim-sozialamtsregress-aachen/03_einkommen_mandant_jahresbruttogrenze.docx
+++ b/testakten/elternunterhalt-pflegeheim-sozialamtsregress-aachen/03_einkommen_mandant_jahresbruttogrenze.docx
@@ -148,7 +148,7 @@
         <w:jc w:val="left"/>
       </w:pPr>
       <w:r>
-        <w:t>Quellenpflicht nach references/zitierweise.md. Grundlage sind die Lohn- und Gehaltsabrechnungen 2025, die Bonusabrechnung März 2026 und der Einkommensteuerbescheid 2024, die jeweils in Kopie vorliegen. Normbezug: Angehörigen-Entlastungsgesetz, § 94 SGB XII.</w:t>
+        <w:t>Quellenpflicht nach references/zitierweise.md. Grundlage sind die Lohn- und Gehaltsabrechnungen 2025, die Bonusabrechnung März 2026 und der Einkommensteuerbescheid 2024, die jeweils in Kopie vorliegen. Normbezug: Angehörigen-Entlastungsgesetz, Paragraf 94 SGB XII.</w:t>
       </w:r>
     </w:p>
     <w:sectPr>
